--- a/docs/developpement/phases/word/PHASE_74_FACTURES_AUTOMATISEES_IMPORT_EXCEL_OU_CSV_COLIS_CORRESPONDANCES_APPRIS.docx
+++ b/docs/developpement/phases/word/PHASE_74_FACTURES_AUTOMATISEES_IMPORT_EXCEL_OU_CSV_COLIS_CORRESPONDANCES_APPRIS.docx
@@ -18,9 +18,9 @@
         <w:shd w:fill="F6F3FF" w:color="auto" w:val="clear"/>
       </w:pPr>
       <w:r>
-        <w:t xml:space="preserve">FlaiX Expert · dossier de développement · généré le 2026-10-24 depuis le dépôt </w:t>
-      </w:r>
-      <w:hyperlink w:history="1" r:id="rId8iz5-ox6pxzqoqtvhdcro">
+        <w:t xml:space="preserve">FlaiX Expert · dossier de développement · généré le 2026-10-25 depuis le dépôt </w:t>
+      </w:r>
+      <w:hyperlink w:history="1" r:id="rIdxoqwnks31anvukofipznh">
         <w:r>
           <w:rPr>
             <w:rStyle w:val="Hyperlink"/>
@@ -623,7 +623,7 @@
           <w:numId w:val="2"/>
         </w:numPr>
       </w:pPr>
-      <w:hyperlink w:history="1" r:id="rIdaz8ui67-abonaokabj8-z">
+      <w:hyperlink w:history="1" r:id="rId2gfiphyo4p8daww3tsiz2">
         <w:r>
           <w:rPr>
             <w:rStyle w:val="Hyperlink"/>
@@ -643,7 +643,7 @@
           <w:numId w:val="2"/>
         </w:numPr>
       </w:pPr>
-      <w:hyperlink w:history="1" r:id="rIdoylznli9mqesvlemu3ynz">
+      <w:hyperlink w:history="1" r:id="rId2tbqzhvwuufaz1gqvzwsb">
         <w:r>
           <w:rPr>
             <w:rStyle w:val="Hyperlink"/>
@@ -691,7 +691,7 @@
       <w:r>
         <w:t xml:space="preserve"> — créé — </w:t>
       </w:r>
-      <w:hyperlink w:history="1" r:id="rIdohd6mylpj5i67npiic1ev">
+      <w:hyperlink w:history="1" r:id="rIdx70kdxok43ysxvihyc-ns">
         <w:r>
           <w:rPr>
             <w:rStyle w:val="Hyperlink"/>
@@ -728,7 +728,7 @@
       <w:r>
         <w:t xml:space="preserve"> — modifié — </w:t>
       </w:r>
-      <w:hyperlink w:history="1" r:id="rIdyi6j8zaaep7joagvtice1">
+      <w:hyperlink w:history="1" r:id="rId079hwdfnspa_witwwdwh8">
         <w:r>
           <w:rPr>
             <w:rStyle w:val="Hyperlink"/>
@@ -757,7 +757,7 @@
       <w:r>
         <w:t xml:space="preserve"> — créé — </w:t>
       </w:r>
-      <w:hyperlink w:history="1" r:id="rIdgkuz9uovl9idp-0nxpkea">
+      <w:hyperlink w:history="1" r:id="rIdhc6lch82xxrne_fhz6o4d">
         <w:r>
           <w:rPr>
             <w:rStyle w:val="Hyperlink"/>
@@ -794,7 +794,7 @@
       <w:r>
         <w:t xml:space="preserve"> — créé — </w:t>
       </w:r>
-      <w:hyperlink w:history="1" r:id="rIdfxbl2of78rax_mcyveldm">
+      <w:hyperlink w:history="1" r:id="rIdxetrcx3g9mq5zwzbyungl">
         <w:r>
           <w:rPr>
             <w:rStyle w:val="Hyperlink"/>
@@ -823,7 +823,7 @@
       <w:r>
         <w:t xml:space="preserve"> — modifié — </w:t>
       </w:r>
-      <w:hyperlink w:history="1" r:id="rIdzskdf4s7emek4iewwmniv">
+      <w:hyperlink w:history="1" r:id="rIdo5gfawdszi_wltlvl4bfh">
         <w:r>
           <w:rPr>
             <w:rStyle w:val="Hyperlink"/>
@@ -852,7 +852,7 @@
       <w:r>
         <w:t xml:space="preserve"> — modifié — </w:t>
       </w:r>
-      <w:hyperlink w:history="1" r:id="rIdh7hkylvmo3bt9aulaxhzk">
+      <w:hyperlink w:history="1" r:id="rIdt7fjdw605_tqjjp4h0aqz">
         <w:r>
           <w:rPr>
             <w:rStyle w:val="Hyperlink"/>
@@ -889,7 +889,7 @@
       <w:r>
         <w:t xml:space="preserve"> — modifié — </w:t>
       </w:r>
-      <w:hyperlink w:history="1" r:id="rId1ju8b_velvtdgoofjv7m3">
+      <w:hyperlink w:history="1" r:id="rId3s9rmp01fbbutuglxwsnk">
         <w:r>
           <w:rPr>
             <w:rStyle w:val="Hyperlink"/>
@@ -926,7 +926,7 @@
       <w:r>
         <w:t xml:space="preserve"> — modifié — </w:t>
       </w:r>
-      <w:hyperlink w:history="1" r:id="rIdzd83dvnmzn_v5cs52qzxv">
+      <w:hyperlink w:history="1" r:id="rId1ofxgi1cqelwshbsrazgu">
         <w:r>
           <w:rPr>
             <w:rStyle w:val="Hyperlink"/>
@@ -955,7 +955,7 @@
       <w:r>
         <w:t xml:space="preserve"> — créé — </w:t>
       </w:r>
-      <w:hyperlink w:history="1" r:id="rIdj185x0qmmz4fljieqovb_">
+      <w:hyperlink w:history="1" r:id="rIdvjc9ighi9o-hrsnxhyli2">
         <w:r>
           <w:rPr>
             <w:rStyle w:val="Hyperlink"/>
@@ -984,7 +984,7 @@
       <w:r>
         <w:t xml:space="preserve"> — modifié — </w:t>
       </w:r>
-      <w:hyperlink w:history="1" r:id="rIdsr7dv7cjbchgap1k8cqqf">
+      <w:hyperlink w:history="1" r:id="rIdx_npu2ac27t2_56lyp9g7">
         <w:r>
           <w:rPr>
             <w:rStyle w:val="Hyperlink"/>
@@ -1013,7 +1013,7 @@
       <w:r>
         <w:t xml:space="preserve"> — modifié — </w:t>
       </w:r>
-      <w:hyperlink w:history="1" r:id="rIdhpbld8c3vediawtbryr0c">
+      <w:hyperlink w:history="1" r:id="rIdunmwjucj7xlk2ojoizly9">
         <w:r>
           <w:rPr>
             <w:rStyle w:val="Hyperlink"/>

--- a/docs/developpement/phases/word/PHASE_74_FACTURES_AUTOMATISEES_IMPORT_EXCEL_OU_CSV_COLIS_CORRESPONDANCES_APPRIS.docx
+++ b/docs/developpement/phases/word/PHASE_74_FACTURES_AUTOMATISEES_IMPORT_EXCEL_OU_CSV_COLIS_CORRESPONDANCES_APPRIS.docx
@@ -20,7 +20,7 @@
       <w:r>
         <w:t xml:space="preserve">FlaiX Expert · dossier de développement · généré le 2026-10-25 depuis le dépôt </w:t>
       </w:r>
-      <w:hyperlink w:history="1" r:id="rIdxoqwnks31anvukofipznh">
+      <w:hyperlink w:history="1" r:id="rId7l2pualk9nvnioajep7_w">
         <w:r>
           <w:rPr>
             <w:rStyle w:val="Hyperlink"/>
@@ -623,7 +623,7 @@
           <w:numId w:val="2"/>
         </w:numPr>
       </w:pPr>
-      <w:hyperlink w:history="1" r:id="rId2gfiphyo4p8daww3tsiz2">
+      <w:hyperlink w:history="1" r:id="rIdmec8w16x6prwum_bgk9ea">
         <w:r>
           <w:rPr>
             <w:rStyle w:val="Hyperlink"/>
@@ -643,7 +643,7 @@
           <w:numId w:val="2"/>
         </w:numPr>
       </w:pPr>
-      <w:hyperlink w:history="1" r:id="rId2tbqzhvwuufaz1gqvzwsb">
+      <w:hyperlink w:history="1" r:id="rId8-walszrw9qoasuseqmbr">
         <w:r>
           <w:rPr>
             <w:rStyle w:val="Hyperlink"/>
@@ -691,7 +691,7 @@
       <w:r>
         <w:t xml:space="preserve"> — créé — </w:t>
       </w:r>
-      <w:hyperlink w:history="1" r:id="rIdx70kdxok43ysxvihyc-ns">
+      <w:hyperlink w:history="1" r:id="rIdm6tfrtxnreniw6md2kvp1">
         <w:r>
           <w:rPr>
             <w:rStyle w:val="Hyperlink"/>
@@ -728,7 +728,7 @@
       <w:r>
         <w:t xml:space="preserve"> — modifié — </w:t>
       </w:r>
-      <w:hyperlink w:history="1" r:id="rId079hwdfnspa_witwwdwh8">
+      <w:hyperlink w:history="1" r:id="rIdjleczw79loxzonwvj9kp4">
         <w:r>
           <w:rPr>
             <w:rStyle w:val="Hyperlink"/>
@@ -757,7 +757,7 @@
       <w:r>
         <w:t xml:space="preserve"> — créé — </w:t>
       </w:r>
-      <w:hyperlink w:history="1" r:id="rIdhc6lch82xxrne_fhz6o4d">
+      <w:hyperlink w:history="1" r:id="rIdndamfkwn_zxnxxlmegogd">
         <w:r>
           <w:rPr>
             <w:rStyle w:val="Hyperlink"/>
@@ -794,7 +794,7 @@
       <w:r>
         <w:t xml:space="preserve"> — créé — </w:t>
       </w:r>
-      <w:hyperlink w:history="1" r:id="rIdxetrcx3g9mq5zwzbyungl">
+      <w:hyperlink w:history="1" r:id="rIdpwsqmr0r3b3m0wnxwvncd">
         <w:r>
           <w:rPr>
             <w:rStyle w:val="Hyperlink"/>
@@ -823,7 +823,7 @@
       <w:r>
         <w:t xml:space="preserve"> — modifié — </w:t>
       </w:r>
-      <w:hyperlink w:history="1" r:id="rIdo5gfawdszi_wltlvl4bfh">
+      <w:hyperlink w:history="1" r:id="rIdfpsy8zszdpmqmebempegb">
         <w:r>
           <w:rPr>
             <w:rStyle w:val="Hyperlink"/>
@@ -852,7 +852,7 @@
       <w:r>
         <w:t xml:space="preserve"> — modifié — </w:t>
       </w:r>
-      <w:hyperlink w:history="1" r:id="rIdt7fjdw605_tqjjp4h0aqz">
+      <w:hyperlink w:history="1" r:id="rIdmz8zahan88o3zdeewjbfu">
         <w:r>
           <w:rPr>
             <w:rStyle w:val="Hyperlink"/>
@@ -889,7 +889,7 @@
       <w:r>
         <w:t xml:space="preserve"> — modifié — </w:t>
       </w:r>
-      <w:hyperlink w:history="1" r:id="rId3s9rmp01fbbutuglxwsnk">
+      <w:hyperlink w:history="1" r:id="rIdkz5dc6xvsamkemaab5h9z">
         <w:r>
           <w:rPr>
             <w:rStyle w:val="Hyperlink"/>
@@ -926,7 +926,7 @@
       <w:r>
         <w:t xml:space="preserve"> — modifié — </w:t>
       </w:r>
-      <w:hyperlink w:history="1" r:id="rId1ofxgi1cqelwshbsrazgu">
+      <w:hyperlink w:history="1" r:id="rIdvzxhmjhj6zqxsh6xh-taf">
         <w:r>
           <w:rPr>
             <w:rStyle w:val="Hyperlink"/>
@@ -955,7 +955,7 @@
       <w:r>
         <w:t xml:space="preserve"> — créé — </w:t>
       </w:r>
-      <w:hyperlink w:history="1" r:id="rIdvjc9ighi9o-hrsnxhyli2">
+      <w:hyperlink w:history="1" r:id="rId9zrq6y1bs-vpljqw1zsit">
         <w:r>
           <w:rPr>
             <w:rStyle w:val="Hyperlink"/>
@@ -984,7 +984,7 @@
       <w:r>
         <w:t xml:space="preserve"> — modifié — </w:t>
       </w:r>
-      <w:hyperlink w:history="1" r:id="rIdx_npu2ac27t2_56lyp9g7">
+      <w:hyperlink w:history="1" r:id="rId5yyvvnpva6hb-fj05712l">
         <w:r>
           <w:rPr>
             <w:rStyle w:val="Hyperlink"/>
@@ -1013,7 +1013,7 @@
       <w:r>
         <w:t xml:space="preserve"> — modifié — </w:t>
       </w:r>
-      <w:hyperlink w:history="1" r:id="rIdunmwjucj7xlk2ojoizly9">
+      <w:hyperlink w:history="1" r:id="rIdll-llje_vop_m6tw1kawl">
         <w:r>
           <w:rPr>
             <w:rStyle w:val="Hyperlink"/>

--- a/docs/developpement/phases/word/PHASE_74_FACTURES_AUTOMATISEES_IMPORT_EXCEL_OU_CSV_COLIS_CORRESPONDANCES_APPRIS.docx
+++ b/docs/developpement/phases/word/PHASE_74_FACTURES_AUTOMATISEES_IMPORT_EXCEL_OU_CSV_COLIS_CORRESPONDANCES_APPRIS.docx
@@ -20,7 +20,7 @@
       <w:r>
         <w:t xml:space="preserve">FlaiX Expert · dossier de développement · généré le 2026-10-25 depuis le dépôt </w:t>
       </w:r>
-      <w:hyperlink w:history="1" r:id="rId7l2pualk9nvnioajep7_w">
+      <w:hyperlink w:history="1" r:id="rId-bs7yggcmwbllyagd7qee">
         <w:r>
           <w:rPr>
             <w:rStyle w:val="Hyperlink"/>
@@ -623,7 +623,7 @@
           <w:numId w:val="2"/>
         </w:numPr>
       </w:pPr>
-      <w:hyperlink w:history="1" r:id="rIdmec8w16x6prwum_bgk9ea">
+      <w:hyperlink w:history="1" r:id="rIdobh3qq6vfnv2df4mlumsb">
         <w:r>
           <w:rPr>
             <w:rStyle w:val="Hyperlink"/>
@@ -643,7 +643,7 @@
           <w:numId w:val="2"/>
         </w:numPr>
       </w:pPr>
-      <w:hyperlink w:history="1" r:id="rId8-walszrw9qoasuseqmbr">
+      <w:hyperlink w:history="1" r:id="rIdmfs_gxne49_ukwl5zixdh">
         <w:r>
           <w:rPr>
             <w:rStyle w:val="Hyperlink"/>
@@ -691,7 +691,7 @@
       <w:r>
         <w:t xml:space="preserve"> — créé — </w:t>
       </w:r>
-      <w:hyperlink w:history="1" r:id="rIdm6tfrtxnreniw6md2kvp1">
+      <w:hyperlink w:history="1" r:id="rIdc2c1ysx5f99eurmmgfons">
         <w:r>
           <w:rPr>
             <w:rStyle w:val="Hyperlink"/>
@@ -728,7 +728,7 @@
       <w:r>
         <w:t xml:space="preserve"> — modifié — </w:t>
       </w:r>
-      <w:hyperlink w:history="1" r:id="rIdjleczw79loxzonwvj9kp4">
+      <w:hyperlink w:history="1" r:id="rIdcwvjdvzhblbrju-fzx-ad">
         <w:r>
           <w:rPr>
             <w:rStyle w:val="Hyperlink"/>
@@ -757,7 +757,7 @@
       <w:r>
         <w:t xml:space="preserve"> — créé — </w:t>
       </w:r>
-      <w:hyperlink w:history="1" r:id="rIdndamfkwn_zxnxxlmegogd">
+      <w:hyperlink w:history="1" r:id="rIdft7zy4dsx4zgbklstcum3">
         <w:r>
           <w:rPr>
             <w:rStyle w:val="Hyperlink"/>
@@ -794,7 +794,7 @@
       <w:r>
         <w:t xml:space="preserve"> — créé — </w:t>
       </w:r>
-      <w:hyperlink w:history="1" r:id="rIdpwsqmr0r3b3m0wnxwvncd">
+      <w:hyperlink w:history="1" r:id="rIdekuzokoegzn05s_5ievae">
         <w:r>
           <w:rPr>
             <w:rStyle w:val="Hyperlink"/>
@@ -823,7 +823,7 @@
       <w:r>
         <w:t xml:space="preserve"> — modifié — </w:t>
       </w:r>
-      <w:hyperlink w:history="1" r:id="rIdfpsy8zszdpmqmebempegb">
+      <w:hyperlink w:history="1" r:id="rIdbqqlqfggg7ozgd7yx29kc">
         <w:r>
           <w:rPr>
             <w:rStyle w:val="Hyperlink"/>
@@ -852,7 +852,7 @@
       <w:r>
         <w:t xml:space="preserve"> — modifié — </w:t>
       </w:r>
-      <w:hyperlink w:history="1" r:id="rIdmz8zahan88o3zdeewjbfu">
+      <w:hyperlink w:history="1" r:id="rId3bgbqmqvu3zplbxy9l50h">
         <w:r>
           <w:rPr>
             <w:rStyle w:val="Hyperlink"/>
@@ -889,7 +889,7 @@
       <w:r>
         <w:t xml:space="preserve"> — modifié — </w:t>
       </w:r>
-      <w:hyperlink w:history="1" r:id="rIdkz5dc6xvsamkemaab5h9z">
+      <w:hyperlink w:history="1" r:id="rIdvqgcclevi8se-bwo1mykr">
         <w:r>
           <w:rPr>
             <w:rStyle w:val="Hyperlink"/>
@@ -926,7 +926,7 @@
       <w:r>
         <w:t xml:space="preserve"> — modifié — </w:t>
       </w:r>
-      <w:hyperlink w:history="1" r:id="rIdvzxhmjhj6zqxsh6xh-taf">
+      <w:hyperlink w:history="1" r:id="rIdztxm8wje3rgvfobmor5do">
         <w:r>
           <w:rPr>
             <w:rStyle w:val="Hyperlink"/>
@@ -955,7 +955,7 @@
       <w:r>
         <w:t xml:space="preserve"> — créé — </w:t>
       </w:r>
-      <w:hyperlink w:history="1" r:id="rId9zrq6y1bs-vpljqw1zsit">
+      <w:hyperlink w:history="1" r:id="rIdsioruffpn-jjsfopf3wjx">
         <w:r>
           <w:rPr>
             <w:rStyle w:val="Hyperlink"/>
@@ -984,7 +984,7 @@
       <w:r>
         <w:t xml:space="preserve"> — modifié — </w:t>
       </w:r>
-      <w:hyperlink w:history="1" r:id="rId5yyvvnpva6hb-fj05712l">
+      <w:hyperlink w:history="1" r:id="rIdrhekndtg8fcjm2m_iyxrj">
         <w:r>
           <w:rPr>
             <w:rStyle w:val="Hyperlink"/>
@@ -1013,7 +1013,7 @@
       <w:r>
         <w:t xml:space="preserve"> — modifié — </w:t>
       </w:r>
-      <w:hyperlink w:history="1" r:id="rIdll-llje_vop_m6tw1kawl">
+      <w:hyperlink w:history="1" r:id="rIdamep5ikzukfyjhb5qshav">
         <w:r>
           <w:rPr>
             <w:rStyle w:val="Hyperlink"/>
